--- a/tillsyn/A 12424-2024 tillsynsbegäran.docx
+++ b/tillsyn/A 12424-2024 tillsynsbegäran.docx
@@ -269,7 +269,7 @@
     <w:r>
       <w:tab/>
       <w:tab/>
-      <w:t>2026-06-18</w:t>
+      <w:t>2026-06-19</w:t>
       <w:br/>
       <w:br/>
     </w:r>

--- a/tillsyn/A 12424-2024 tillsynsbegäran.docx
+++ b/tillsyn/A 12424-2024 tillsynsbegäran.docx
@@ -269,7 +269,7 @@
     <w:r>
       <w:tab/>
       <w:tab/>
-      <w:t>2026-06-19</w:t>
+      <w:t>2026-06-20</w:t>
       <w:br/>
       <w:br/>
     </w:r>

--- a/tillsyn/A 12424-2024 tillsynsbegäran.docx
+++ b/tillsyn/A 12424-2024 tillsynsbegäran.docx
@@ -12,10 +12,7 @@
     </w:p>
     <w:p>
       <w:r>
-        <w:t>Detta dokument behandlar höga naturvärden i avverkningsanmälan A 12424-2024 i Tierps kommun som inkom 2024-03-28 och omfattar 11,6 ha.</w:t>
-      </w:r>
-      <w:r>
-        <w:t xml:space="preserve"> I Figur 1 visas fyndplatser för naturvårdsarter i området, som finns registrerade på Artportalen.</w:t>
+        <w:t>Denna tillsynsbegäran behandlar höga naturvärden i avverkningsanmälan A 12424-2024 i Tierps kommun som inkom 2024-03-28 och omfattar 11,6 ha.</w:t>
       </w:r>
     </w:p>
     <w:p>
@@ -25,7 +22,7 @@
       <w:r>
         <w:drawing>
           <wp:inline xmlns:a="http://schemas.openxmlformats.org/drawingml/2006/main" xmlns:pic="http://schemas.openxmlformats.org/drawingml/2006/picture">
-            <wp:extent cx="5396831" cy="5688000"/>
+            <wp:extent cx="5430988" cy="5724000"/>
             <wp:docPr id="1" name="Picture 1"/>
             <wp:cNvGraphicFramePr>
               <a:graphicFrameLocks noChangeAspect="1"/>
@@ -46,7 +43,7 @@
                   <pic:spPr>
                     <a:xfrm>
                       <a:off x="0" y="0"/>
-                      <a:ext cx="5396831" cy="5688000"/>
+                      <a:ext cx="5430988" cy="5724000"/>
                     </a:xfrm>
                     <a:prstGeom prst="rect"/>
                   </pic:spPr>
@@ -63,7 +60,20 @@
         <w:spacing w:after="240"/>
       </w:pPr>
       <w:r>
-        <w:t>Figur 1. Fyndplatser för naturvårdsarter inom 23 meter från avverkningsanmälan (röd linje). Inom parentes anges rödlistekategorier, S för signalarter, Tför typiska arter och fridlysningsparagrafer i artskyddsförordningen.Markörer utan svart kant är placerade på fyndplatsen. Markörer med svart kant är placerade vid sidan av fyndplatsen och har ett svart streck som visar fyndplatsens exakta position. Kartans mittpunktskoordinat är N 6713682, E 651537 i SWEREF 99 TM.</w:t>
+        <w:t>Figur 1. Fyndplatser för naturvårdsarter inom 23 meter från avverkningsanmälan. Markörer utan svart kant är placerade på fyndplatsen. Markörer med svart kant är placerade vid sidan av fyndplatsen har ett svart streck som visar fyndplatsens exakta position. Kartans mittpunktskoordinat är N 6713682, E 651537 i SWEREF 99 TM.</w:t>
+      </w:r>
+    </w:p>
+    <w:p>
+      <w:r>
+        <w:t>Inom 23 meter från avverkningsanmälan finns fynd av 4 naturvårdsarter, varav 2 är rödlistade, 1 är typisk (T) och 2 är signalarter (S): violgubbe (EN), fyrflikig jordstjärna (NT, T), anisspindling (S) och olivspindling (S). Se Figur 1.</w:t>
+      </w:r>
+    </w:p>
+    <w:p>
+      <w:pPr>
+        <w:pStyle w:val="Heading1"/>
+      </w:pPr>
+      <w:r>
+        <w:t>Tillsynsbegäran</w:t>
       </w:r>
     </w:p>
     <w:p>
@@ -77,26 +87,27 @@
       </w:r>
     </w:p>
     <w:p>
-      <w:r>
-        <w:t>Nedan beskrivs fynd av naturvårdsarter som gjorts i det avverkningsanmälda området.</w:t>
-      </w:r>
-    </w:p>
-    <w:p>
       <w:pPr>
         <w:pStyle w:val="Heading1"/>
       </w:pPr>
       <w:r>
-        <w:t>Naturvårdsarter</w:t>
+        <w:t>Naturvårdsarter och fridlysta arter</w:t>
       </w:r>
     </w:p>
     <w:p>
       <w:r>
-        <w:t>Inom 23 meter från avverkningsanmälan har följande 4 naturvårdsarter hittats: violgubbe (EN), fyrflikig jordstjärna (NT, T), anisspindling (S) och olivspindling (S). Av dessa är 2 rödlistade. För rödlistade arter har rödlistekategorin angivits inom parentes. Arter som är signalarter enligt Skogsstyrelsen har markerats med (S). Typiska arter inom Natura 2000 som är kopplade till skogsekosystem har markerats med (T).</w:t>
+        <w:t>Nedan följer beskrivningar av de naturvårdsarter och fridlysta arter som har sina livsmiljöer och växtplatser i den avverkningsanmälda skogen. De påträffade naturvårdsarterna är ett tydligt kvitto på att det rör sig om en skog med höga naturvärden.</w:t>
       </w:r>
     </w:p>
     <w:p>
       <w:r>
-        <w:t>De påträffade naturvårdsarterna är ett tydligt kvitto på att det rör sig om en skog med höga naturvärden.</w:t>
+        <w:rPr>
+          <w:b/>
+        </w:rPr>
+        <w:t>Violgubbe (EN)</w:t>
+      </w:r>
+      <w:r>
+        <w:t xml:space="preserve"> är en starkt hotad art som bildar mykorrhiza med gran och bok och ev. andra trädslag i äldre ängsgran- och ängsbokskog med lång kontinuitet, främst på kalkrik mark. Arten är placerad högst upp i Skogsstyrelsens värdepyramid för bedömning av skog med höga naturvärden och indikerar alltid skogsområden med höga naturvärden. Det största hotet mot arten är skogsavverkning och den omfattas av ett åtgärdsprogram för hotade arter (ÅGP). Violgubben överlever inte en slutavverkning och verkar dessutom ha svårt att etablera sig i yngre skogsbestånd (SLU Artdatabanken, 2026; Nitare &amp; Skogsstyrelsen, 2019; Aronsson, 2006).</w:t>
       </w:r>
     </w:p>
     <w:p>
@@ -128,17 +139,6 @@
       </w:r>
       <w:r>
         <w:t xml:space="preserve"> växer uteslutande på näringsrik och kalkhaltig skogsmark där den huvudsakligen bildar mykorrhiza med gran och tall. Svampen är en typisk representant för kalkgranskogens särpräglade och rika svampflora. Kalavverkning är ett hot mot arten, eftersom den sannolikt kräver lång kontinuitet av äldre träd. Populationerna i landet bedöms därför minska beroende på slutavverkning av äldre barrskog på kalkhaltig mark (SLU Artdatabanken, 2024; Nitare &amp; Skogsstyrelsen, 2019).</w:t>
-      </w:r>
-    </w:p>
-    <w:p>
-      <w:r>
-        <w:rPr>
-          <w:b/>
-        </w:rPr>
-        <w:t>Violgubbe (EN)</w:t>
-      </w:r>
-      <w:r>
-        <w:t xml:space="preserve"> är en starkt hotad art som bildar mykorrhiza med gran och bok och ev. andra trädslag i äldre ängsgran- och ängsbokskog med lång kontinuitet, främst på kalkrik mark. Arten är placerad högst upp i Skogsstyrelsens värdepyramid för bedömning av skog med höga naturvärden och indikerar alltid skogsområden med höga naturvärden. Det största hotet mot arten är skogsavverkning och den omfattas av ett åtgärdsprogram för hotade arter (ÅGP). Violgubben överlever inte en slutavverkning och verkar dessutom ha svårt att etablera sig i yngre skogsbestånd (SLU Artdatabanken, 2026; Nitare &amp; Skogsstyrelsen, 2019; Aronsson, 2006).</w:t>
       </w:r>
     </w:p>
     <w:sectPr>
@@ -269,7 +269,7 @@
     <w:r>
       <w:tab/>
       <w:tab/>
-      <w:t>2026-06-20</w:t>
+      <w:t>2026-06-21</w:t>
       <w:br/>
       <w:br/>
     </w:r>

--- a/tillsyn/A 12424-2024 tillsynsbegäran.docx
+++ b/tillsyn/A 12424-2024 tillsynsbegäran.docx
@@ -269,7 +269,7 @@
     <w:r>
       <w:tab/>
       <w:tab/>
-      <w:t>2026-06-21</w:t>
+      <w:t>2026-06-22</w:t>
       <w:br/>
       <w:br/>
     </w:r>

--- a/tillsyn/A 12424-2024 tillsynsbegäran.docx
+++ b/tillsyn/A 12424-2024 tillsynsbegäran.docx
@@ -269,7 +269,7 @@
     <w:r>
       <w:tab/>
       <w:tab/>
-      <w:t>2026-06-22</w:t>
+      <w:t>2026-06-23</w:t>
       <w:br/>
       <w:br/>
     </w:r>

--- a/tillsyn/A 12424-2024 tillsynsbegäran.docx
+++ b/tillsyn/A 12424-2024 tillsynsbegäran.docx
@@ -269,7 +269,7 @@
     <w:r>
       <w:tab/>
       <w:tab/>
-      <w:t>2026-06-23</w:t>
+      <w:t>2026-06-24</w:t>
       <w:br/>
       <w:br/>
     </w:r>

--- a/tillsyn/A 12424-2024 tillsynsbegäran.docx
+++ b/tillsyn/A 12424-2024 tillsynsbegäran.docx
@@ -269,7 +269,7 @@
     <w:r>
       <w:tab/>
       <w:tab/>
-      <w:t>2026-06-24</w:t>
+      <w:t>2026-06-25</w:t>
       <w:br/>
       <w:br/>
     </w:r>

--- a/tillsyn/A 12424-2024 tillsynsbegäran.docx
+++ b/tillsyn/A 12424-2024 tillsynsbegäran.docx
@@ -269,7 +269,7 @@
     <w:r>
       <w:tab/>
       <w:tab/>
-      <w:t>2026-06-25</w:t>
+      <w:t>2026-06-26</w:t>
       <w:br/>
       <w:br/>
     </w:r>

--- a/tillsyn/A 12424-2024 tillsynsbegäran.docx
+++ b/tillsyn/A 12424-2024 tillsynsbegäran.docx
@@ -269,7 +269,7 @@
     <w:r>
       <w:tab/>
       <w:tab/>
-      <w:t>2026-06-26</w:t>
+      <w:t>2026-06-27</w:t>
       <w:br/>
       <w:br/>
     </w:r>

--- a/tillsyn/A 12424-2024 tillsynsbegäran.docx
+++ b/tillsyn/A 12424-2024 tillsynsbegäran.docx
@@ -269,7 +269,7 @@
     <w:r>
       <w:tab/>
       <w:tab/>
-      <w:t>2026-06-27</w:t>
+      <w:t>2026-06-28</w:t>
       <w:br/>
       <w:br/>
     </w:r>

--- a/tillsyn/A 12424-2024 tillsynsbegäran.docx
+++ b/tillsyn/A 12424-2024 tillsynsbegäran.docx
@@ -269,7 +269,7 @@
     <w:r>
       <w:tab/>
       <w:tab/>
-      <w:t>2026-06-28</w:t>
+      <w:t>2026-06-29</w:t>
       <w:br/>
       <w:br/>
     </w:r>

--- a/tillsyn/A 12424-2024 tillsynsbegäran.docx
+++ b/tillsyn/A 12424-2024 tillsynsbegäran.docx
@@ -269,7 +269,7 @@
     <w:r>
       <w:tab/>
       <w:tab/>
-      <w:t>2026-06-29</w:t>
+      <w:t>2026-06-30</w:t>
       <w:br/>
       <w:br/>
     </w:r>

--- a/tillsyn/A 12424-2024 tillsynsbegäran.docx
+++ b/tillsyn/A 12424-2024 tillsynsbegäran.docx
@@ -269,7 +269,7 @@
     <w:r>
       <w:tab/>
       <w:tab/>
-      <w:t>2026-06-30</w:t>
+      <w:t>2026-07-01</w:t>
       <w:br/>
       <w:br/>
     </w:r>

--- a/tillsyn/A 12424-2024 tillsynsbegäran.docx
+++ b/tillsyn/A 12424-2024 tillsynsbegäran.docx
@@ -269,7 +269,7 @@
     <w:r>
       <w:tab/>
       <w:tab/>
-      <w:t>2026-07-01</w:t>
+      <w:t>2026-07-02</w:t>
       <w:br/>
       <w:br/>
     </w:r>

--- a/tillsyn/A 12424-2024 tillsynsbegäran.docx
+++ b/tillsyn/A 12424-2024 tillsynsbegäran.docx
@@ -269,7 +269,7 @@
     <w:r>
       <w:tab/>
       <w:tab/>
-      <w:t>2026-07-13</w:t>
+      <w:t>2026-07-14</w:t>
       <w:br/>
       <w:br/>
     </w:r>

--- a/tillsyn/A 12424-2024 tillsynsbegäran.docx
+++ b/tillsyn/A 12424-2024 tillsynsbegäran.docx
@@ -269,7 +269,7 @@
     <w:r>
       <w:tab/>
       <w:tab/>
-      <w:t>2026-07-14</w:t>
+      <w:t>2026-07-15</w:t>
       <w:br/>
       <w:br/>
     </w:r>

--- a/tillsyn/A 12424-2024 tillsynsbegäran.docx
+++ b/tillsyn/A 12424-2024 tillsynsbegäran.docx
@@ -269,7 +269,7 @@
     <w:r>
       <w:tab/>
       <w:tab/>
-      <w:t>2026-07-15</w:t>
+      <w:t>2026-07-16</w:t>
       <w:br/>
       <w:br/>
     </w:r>

--- a/tillsyn/A 12424-2024 tillsynsbegäran.docx
+++ b/tillsyn/A 12424-2024 tillsynsbegäran.docx
@@ -269,7 +269,7 @@
     <w:r>
       <w:tab/>
       <w:tab/>
-      <w:t>2026-07-16</w:t>
+      <w:t>2026-07-17</w:t>
       <w:br/>
       <w:br/>
     </w:r>

--- a/tillsyn/A 12424-2024 tillsynsbegäran.docx
+++ b/tillsyn/A 12424-2024 tillsynsbegäran.docx
@@ -269,7 +269,7 @@
     <w:r>
       <w:tab/>
       <w:tab/>
-      <w:t>2026-07-17</w:t>
+      <w:t>2026-07-18</w:t>
       <w:br/>
       <w:br/>
     </w:r>

--- a/tillsyn/A 12424-2024 tillsynsbegäran.docx
+++ b/tillsyn/A 12424-2024 tillsynsbegäran.docx
@@ -269,7 +269,7 @@
     <w:r>
       <w:tab/>
       <w:tab/>
-      <w:t>2026-07-18</w:t>
+      <w:t>2026-07-19</w:t>
       <w:br/>
       <w:br/>
     </w:r>

--- a/tillsyn/A 12424-2024 tillsynsbegäran.docx
+++ b/tillsyn/A 12424-2024 tillsynsbegäran.docx
@@ -269,7 +269,7 @@
     <w:r>
       <w:tab/>
       <w:tab/>
-      <w:t>2026-07-19</w:t>
+      <w:t>2026-07-20</w:t>
       <w:br/>
       <w:br/>
     </w:r>

--- a/tillsyn/A 12424-2024 tillsynsbegäran.docx
+++ b/tillsyn/A 12424-2024 tillsynsbegäran.docx
@@ -269,7 +269,7 @@
     <w:r>
       <w:tab/>
       <w:tab/>
-      <w:t>2026-07-20</w:t>
+      <w:t>2026-07-21</w:t>
       <w:br/>
       <w:br/>
     </w:r>

--- a/tillsyn/A 12424-2024 tillsynsbegäran.docx
+++ b/tillsyn/A 12424-2024 tillsynsbegäran.docx
@@ -269,7 +269,7 @@
     <w:r>
       <w:tab/>
       <w:tab/>
-      <w:t>2026-07-21</w:t>
+      <w:t>2026-07-22</w:t>
       <w:br/>
       <w:br/>
     </w:r>

--- a/tillsyn/A 12424-2024 tillsynsbegäran.docx
+++ b/tillsyn/A 12424-2024 tillsynsbegäran.docx
@@ -269,7 +269,7 @@
     <w:r>
       <w:tab/>
       <w:tab/>
-      <w:t>2026-07-22</w:t>
+      <w:t>2026-07-23</w:t>
       <w:br/>
       <w:br/>
     </w:r>

--- a/tillsyn/A 12424-2024 tillsynsbegäran.docx
+++ b/tillsyn/A 12424-2024 tillsynsbegäran.docx
@@ -269,7 +269,7 @@
     <w:r>
       <w:tab/>
       <w:tab/>
-      <w:t>2026-07-23</w:t>
+      <w:t>2026-07-24</w:t>
       <w:br/>
       <w:br/>
     </w:r>

--- a/tillsyn/A 12424-2024 tillsynsbegäran.docx
+++ b/tillsyn/A 12424-2024 tillsynsbegäran.docx
@@ -269,7 +269,7 @@
     <w:r>
       <w:tab/>
       <w:tab/>
-      <w:t>2026-07-24</w:t>
+      <w:t>2026-07-25</w:t>
       <w:br/>
       <w:br/>
     </w:r>

--- a/tillsyn/A 12424-2024 tillsynsbegäran.docx
+++ b/tillsyn/A 12424-2024 tillsynsbegäran.docx
@@ -269,7 +269,7 @@
     <w:r>
       <w:tab/>
       <w:tab/>
-      <w:t>2026-07-25</w:t>
+      <w:t>2026-07-26</w:t>
       <w:br/>
       <w:br/>
     </w:r>

--- a/tillsyn/A 12424-2024 tillsynsbegäran.docx
+++ b/tillsyn/A 12424-2024 tillsynsbegäran.docx
@@ -269,7 +269,7 @@
     <w:r>
       <w:tab/>
       <w:tab/>
-      <w:t>2026-07-26</w:t>
+      <w:t>2026-07-27</w:t>
       <w:br/>
       <w:br/>
     </w:r>

--- a/tillsyn/A 12424-2024 tillsynsbegäran.docx
+++ b/tillsyn/A 12424-2024 tillsynsbegäran.docx
@@ -269,7 +269,7 @@
     <w:r>
       <w:tab/>
       <w:tab/>
-      <w:t>2026-07-27</w:t>
+      <w:t>2026-07-28</w:t>
       <w:br/>
       <w:br/>
     </w:r>

--- a/tillsyn/A 12424-2024 tillsynsbegäran.docx
+++ b/tillsyn/A 12424-2024 tillsynsbegäran.docx
@@ -269,7 +269,7 @@
     <w:r>
       <w:tab/>
       <w:tab/>
-      <w:t>2026-07-28</w:t>
+      <w:t>2026-07-29</w:t>
       <w:br/>
       <w:br/>
     </w:r>

--- a/tillsyn/A 12424-2024 tillsynsbegäran.docx
+++ b/tillsyn/A 12424-2024 tillsynsbegäran.docx
@@ -269,7 +269,7 @@
     <w:r>
       <w:tab/>
       <w:tab/>
-      <w:t>2026-07-29</w:t>
+      <w:t>2026-07-30</w:t>
       <w:br/>
       <w:br/>
     </w:r>

--- a/tillsyn/A 12424-2024 tillsynsbegäran.docx
+++ b/tillsyn/A 12424-2024 tillsynsbegäran.docx
@@ -269,7 +269,7 @@
     <w:r>
       <w:tab/>
       <w:tab/>
-      <w:t>2026-07-30</w:t>
+      <w:t>2026-07-31</w:t>
       <w:br/>
       <w:br/>
     </w:r>

--- a/tillsyn/A 12424-2024 tillsynsbegäran.docx
+++ b/tillsyn/A 12424-2024 tillsynsbegäran.docx
@@ -269,7 +269,7 @@
     <w:r>
       <w:tab/>
       <w:tab/>
-      <w:t>2026-07-31</w:t>
+      <w:t>2026-08-01</w:t>
       <w:br/>
       <w:br/>
     </w:r>

--- a/tillsyn/A 12424-2024 tillsynsbegäran.docx
+++ b/tillsyn/A 12424-2024 tillsynsbegäran.docx
@@ -269,7 +269,7 @@
     <w:r>
       <w:tab/>
       <w:tab/>
-      <w:t>2026-08-01</w:t>
+      <w:t>2026-08-02</w:t>
       <w:br/>
       <w:br/>
     </w:r>

--- a/tillsyn/A 12424-2024 tillsynsbegäran.docx
+++ b/tillsyn/A 12424-2024 tillsynsbegäran.docx
@@ -269,7 +269,7 @@
     <w:r>
       <w:tab/>
       <w:tab/>
-      <w:t>2026-08-02</w:t>
+      <w:t>2026-08-03</w:t>
       <w:br/>
       <w:br/>
     </w:r>

--- a/tillsyn/A 12424-2024 tillsynsbegäran.docx
+++ b/tillsyn/A 12424-2024 tillsynsbegäran.docx
@@ -269,7 +269,7 @@
     <w:r>
       <w:tab/>
       <w:tab/>
-      <w:t>2026-08-03</w:t>
+      <w:t>2026-08-05</w:t>
       <w:br/>
       <w:br/>
     </w:r>

--- a/tillsyn/A 12424-2024 tillsynsbegäran.docx
+++ b/tillsyn/A 12424-2024 tillsynsbegäran.docx
@@ -269,7 +269,7 @@
     <w:r>
       <w:tab/>
       <w:tab/>
-      <w:t>2026-08-05</w:t>
+      <w:t>2026-08-07</w:t>
       <w:br/>
       <w:br/>
     </w:r>

--- a/tillsyn/A 12424-2024 tillsynsbegäran.docx
+++ b/tillsyn/A 12424-2024 tillsynsbegäran.docx
@@ -269,7 +269,7 @@
     <w:r>
       <w:tab/>
       <w:tab/>
-      <w:t>2026-08-07</w:t>
+      <w:t>2026-08-08</w:t>
       <w:br/>
       <w:br/>
     </w:r>

--- a/tillsyn/A 12424-2024 tillsynsbegäran.docx
+++ b/tillsyn/A 12424-2024 tillsynsbegäran.docx
@@ -60,7 +60,7 @@
         <w:spacing w:after="240"/>
       </w:pPr>
       <w:r>
-        <w:t>Figur 1. Fyndplatser för naturvårdsarter inom 23 meter från avverkningsanmälan. Markörer utan svart kant är placerade på fyndplatsen. Markörer med svart kant är placerade vid sidan av fyndplatsen har ett svart streck som visar fyndplatsens exakta position. Kartans mittpunktskoordinat är N 6713682, E 651537 i SWEREF 99 TM.</w:t>
+        <w:t>Figur 1. Fyndplatser för naturvårdsarter inom 23 meter från avverkningsanmälan. Markörer utan svart kant är placerade på fyndplatsen. Markörer med svart kant är placerade vid sidan av fyndplatsen och har ett svart streck som visar fyndplatsens exakta position. Kartans mittpunktskoordinat är N 6713682, E 651537 i SWEREF 99 TM.</w:t>
       </w:r>
     </w:p>
     <w:p>
@@ -269,7 +269,7 @@
     <w:r>
       <w:tab/>
       <w:tab/>
-      <w:t>2026-08-14</w:t>
+      <w:t>2026-08-15</w:t>
       <w:br/>
       <w:br/>
     </w:r>

--- a/tillsyn/A 12424-2024 tillsynsbegäran.docx
+++ b/tillsyn/A 12424-2024 tillsynsbegäran.docx
@@ -269,7 +269,7 @@
     <w:r>
       <w:tab/>
       <w:tab/>
-      <w:t>2026-08-15</w:t>
+      <w:t>2026-08-16</w:t>
       <w:br/>
       <w:br/>
     </w:r>

--- a/tillsyn/A 12424-2024 tillsynsbegäran.docx
+++ b/tillsyn/A 12424-2024 tillsynsbegäran.docx
@@ -269,7 +269,7 @@
     <w:r>
       <w:tab/>
       <w:tab/>
-      <w:t>2026-08-16</w:t>
+      <w:t>2026-08-17</w:t>
       <w:br/>
       <w:br/>
     </w:r>

--- a/tillsyn/A 12424-2024 tillsynsbegäran.docx
+++ b/tillsyn/A 12424-2024 tillsynsbegäran.docx
@@ -269,7 +269,7 @@
     <w:r>
       <w:tab/>
       <w:tab/>
-      <w:t>2026-08-17</w:t>
+      <w:t>2026-08-18</w:t>
       <w:br/>
       <w:br/>
     </w:r>

--- a/tillsyn/A 12424-2024 tillsynsbegäran.docx
+++ b/tillsyn/A 12424-2024 tillsynsbegäran.docx
@@ -269,7 +269,7 @@
     <w:r>
       <w:tab/>
       <w:tab/>
-      <w:t>2026-08-18</w:t>
+      <w:t>2026-08-19</w:t>
       <w:br/>
       <w:br/>
     </w:r>

--- a/tillsyn/A 12424-2024 tillsynsbegäran.docx
+++ b/tillsyn/A 12424-2024 tillsynsbegäran.docx
@@ -269,7 +269,7 @@
     <w:r>
       <w:tab/>
       <w:tab/>
-      <w:t>2026-08-19</w:t>
+      <w:t>2026-08-20</w:t>
       <w:br/>
       <w:br/>
     </w:r>

--- a/tillsyn/A 12424-2024 tillsynsbegäran.docx
+++ b/tillsyn/A 12424-2024 tillsynsbegäran.docx
@@ -269,7 +269,7 @@
     <w:r>
       <w:tab/>
       <w:tab/>
-      <w:t>2026-08-20</w:t>
+      <w:t>2026-08-21</w:t>
       <w:br/>
       <w:br/>
     </w:r>

--- a/tillsyn/A 12424-2024 tillsynsbegäran.docx
+++ b/tillsyn/A 12424-2024 tillsynsbegäran.docx
@@ -269,7 +269,7 @@
     <w:r>
       <w:tab/>
       <w:tab/>
-      <w:t>2026-08-21</w:t>
+      <w:t>2026-08-22</w:t>
       <w:br/>
       <w:br/>
     </w:r>

--- a/tillsyn/A 12424-2024 tillsynsbegäran.docx
+++ b/tillsyn/A 12424-2024 tillsynsbegäran.docx
@@ -269,7 +269,7 @@
     <w:r>
       <w:tab/>
       <w:tab/>
-      <w:t>2026-08-22</w:t>
+      <w:t>2026-08-23</w:t>
       <w:br/>
       <w:br/>
     </w:r>

--- a/tillsyn/A 12424-2024 tillsynsbegäran.docx
+++ b/tillsyn/A 12424-2024 tillsynsbegäran.docx
@@ -269,7 +269,7 @@
     <w:r>
       <w:tab/>
       <w:tab/>
-      <w:t>2026-08-23</w:t>
+      <w:t>2026-08-24</w:t>
       <w:br/>
       <w:br/>
     </w:r>

--- a/tillsyn/A 12424-2024 tillsynsbegäran.docx
+++ b/tillsyn/A 12424-2024 tillsynsbegäran.docx
@@ -269,7 +269,7 @@
     <w:r>
       <w:tab/>
       <w:tab/>
-      <w:t>2026-08-24</w:t>
+      <w:t>2026-08-25</w:t>
       <w:br/>
       <w:br/>
     </w:r>

--- a/tillsyn/A 12424-2024 tillsynsbegäran.docx
+++ b/tillsyn/A 12424-2024 tillsynsbegäran.docx
@@ -269,7 +269,7 @@
     <w:r>
       <w:tab/>
       <w:tab/>
-      <w:t>2026-08-25</w:t>
+      <w:t>2026-08-26</w:t>
       <w:br/>
       <w:br/>
     </w:r>

--- a/tillsyn/A 12424-2024 tillsynsbegäran.docx
+++ b/tillsyn/A 12424-2024 tillsynsbegäran.docx
@@ -269,7 +269,7 @@
     <w:r>
       <w:tab/>
       <w:tab/>
-      <w:t>2026-08-26</w:t>
+      <w:t>2026-08-27</w:t>
       <w:br/>
       <w:br/>
     </w:r>

--- a/tillsyn/A 12424-2024 tillsynsbegäran.docx
+++ b/tillsyn/A 12424-2024 tillsynsbegäran.docx
@@ -269,7 +269,7 @@
     <w:r>
       <w:tab/>
       <w:tab/>
-      <w:t>2026-08-27</w:t>
+      <w:t>2026-08-28</w:t>
       <w:br/>
       <w:br/>
     </w:r>

--- a/tillsyn/A 12424-2024 tillsynsbegäran.docx
+++ b/tillsyn/A 12424-2024 tillsynsbegäran.docx
@@ -269,7 +269,7 @@
     <w:r>
       <w:tab/>
       <w:tab/>
-      <w:t>2026-08-28</w:t>
+      <w:t>2026-08-29</w:t>
       <w:br/>
       <w:br/>
     </w:r>

--- a/tillsyn/A 12424-2024 tillsynsbegäran.docx
+++ b/tillsyn/A 12424-2024 tillsynsbegäran.docx
@@ -269,7 +269,7 @@
     <w:r>
       <w:tab/>
       <w:tab/>
-      <w:t>2026-08-29</w:t>
+      <w:t>2026-08-31</w:t>
       <w:br/>
       <w:br/>
     </w:r>

--- a/tillsyn/A 12424-2024 tillsynsbegäran.docx
+++ b/tillsyn/A 12424-2024 tillsynsbegäran.docx
@@ -269,7 +269,7 @@
     <w:r>
       <w:tab/>
       <w:tab/>
-      <w:t>2026-08-31</w:t>
+      <w:t>2026-09-01</w:t>
       <w:br/>
       <w:br/>
     </w:r>

--- a/tillsyn/A 12424-2024 tillsynsbegäran.docx
+++ b/tillsyn/A 12424-2024 tillsynsbegäran.docx
@@ -269,7 +269,7 @@
     <w:r>
       <w:tab/>
       <w:tab/>
-      <w:t>2026-09-01</w:t>
+      <w:t>2026-09-02</w:t>
       <w:br/>
       <w:br/>
     </w:r>

--- a/tillsyn/A 12424-2024 tillsynsbegäran.docx
+++ b/tillsyn/A 12424-2024 tillsynsbegäran.docx
@@ -269,7 +269,7 @@
     <w:r>
       <w:tab/>
       <w:tab/>
-      <w:t>2026-09-02</w:t>
+      <w:t>2026-09-03</w:t>
       <w:br/>
       <w:br/>
     </w:r>

--- a/tillsyn/A 12424-2024 tillsynsbegäran.docx
+++ b/tillsyn/A 12424-2024 tillsynsbegäran.docx
@@ -269,7 +269,7 @@
     <w:r>
       <w:tab/>
       <w:tab/>
-      <w:t>2026-09-03</w:t>
+      <w:t>2026-09-04</w:t>
       <w:br/>
       <w:br/>
     </w:r>

--- a/tillsyn/A 12424-2024 tillsynsbegäran.docx
+++ b/tillsyn/A 12424-2024 tillsynsbegäran.docx
@@ -269,7 +269,7 @@
     <w:r>
       <w:tab/>
       <w:tab/>
-      <w:t>2026-09-04</w:t>
+      <w:t>2026-09-05</w:t>
       <w:br/>
       <w:br/>
     </w:r>
